--- a/docs/Evidence_use_title_page_final.docx
+++ b/docs/Evidence_use_title_page_final.docx
@@ -672,11 +672,6 @@
     </w:p>
     <w:p/>
     <w:p>
-      <w:pPr>
-        <w:rPr>
-          <w:rFonts w:ascii="Cambria Math" w:hAnsi="Cambria Math" w:cs="Cambria Math"/>
-        </w:rPr>
-      </w:pPr>
       <w:r>
         <w:rPr>
           <w:b/>
@@ -688,6 +683,9 @@
         <w:t xml:space="preserve">: </w:t>
       </w:r>
       <w:r>
+        <w:t xml:space="preserve">This work would not have been possible without the efforts of the researchers in the primary studies we used for this systematic map -  we are indebted to their hard work. </w:t>
+      </w:r>
+      <w:r>
         <w:t xml:space="preserve">We thank the handling editor Manuela </w:t>
       </w:r>
       <w:r>
@@ -700,10 +698,7 @@
         <w:t xml:space="preserve"> </w:t>
       </w:r>
       <w:r>
-        <w:t>Suárez</w:t>
-      </w:r>
-      <w:r>
-        <w:t xml:space="preserve"> </w:t>
+        <w:t xml:space="preserve">Suárez </w:t>
       </w:r>
       <w:r>
         <w:t xml:space="preserve">and two anonymous reviewers for their help in substantially improving the manuscript during peer-review. </w:t>
@@ -754,337 +749,28 @@
           <w:b/>
           <w:bCs/>
         </w:rPr>
-        <w:t>Author contributions</w:t>
-      </w:r>
-      <w:r>
-        <w:t>: Philip A</w:t>
-      </w:r>
-      <w:r>
-        <w:t>.</w:t>
-      </w:r>
-      <w:r>
-        <w:t xml:space="preserve"> Martin: Conceptualisation, analysis, funding acquisition, </w:t>
-      </w:r>
-      <w:r>
-        <w:t>data collection and curation</w:t>
-      </w:r>
-      <w:r>
-        <w:t xml:space="preserve">, project administration, validation, writing – original draft, writing – review and editing; </w:t>
-      </w:r>
-      <w:r>
-        <w:t xml:space="preserve">Fereshteh </w:t>
-      </w:r>
-      <w:proofErr w:type="spellStart"/>
-      <w:r>
-        <w:t>Amirmohammedi</w:t>
-      </w:r>
-      <w:proofErr w:type="spellEnd"/>
-      <w:r>
-        <w:t xml:space="preserve">: </w:t>
-      </w:r>
-      <w:r>
-        <w:t>data collection and curation</w:t>
-      </w:r>
-      <w:r>
-        <w:t xml:space="preserve">, writing – review and editing; Carlos Barreto: </w:t>
-      </w:r>
-      <w:r>
-        <w:t>data collection and curation</w:t>
-      </w:r>
-      <w:r>
-        <w:t xml:space="preserve">, writing – review and editing;  Iris Berger: </w:t>
-      </w:r>
-      <w:r>
-        <w:t>data collection and curation</w:t>
-      </w:r>
-      <w:r>
-        <w:t xml:space="preserve">, writing – review and editing;  </w:t>
-      </w:r>
-      <w:proofErr w:type="spellStart"/>
-      <w:r>
-        <w:t>Prishnee</w:t>
-      </w:r>
-      <w:proofErr w:type="spellEnd"/>
-      <w:r>
-        <w:t xml:space="preserve"> </w:t>
-      </w:r>
-      <w:proofErr w:type="spellStart"/>
-      <w:r>
-        <w:t>Bissessur</w:t>
-      </w:r>
-      <w:proofErr w:type="spellEnd"/>
-      <w:r>
-        <w:t xml:space="preserve">: </w:t>
-      </w:r>
-      <w:r>
-        <w:t>data collection and curation</w:t>
-      </w:r>
-      <w:r>
-        <w:t xml:space="preserve">, writing – review and editing;  Alec Christie: Conceptualisation, </w:t>
-      </w:r>
-      <w:r>
-        <w:t>data collection and curation</w:t>
-      </w:r>
-      <w:r>
-        <w:t xml:space="preserve">, writing – review and editing;  Isabel </w:t>
-      </w:r>
-      <w:proofErr w:type="spellStart"/>
-      <w:r>
-        <w:t>Donoso</w:t>
-      </w:r>
-      <w:proofErr w:type="spellEnd"/>
-      <w:r>
-        <w:t xml:space="preserve">: </w:t>
-      </w:r>
-      <w:r>
-        <w:t>data collection and curation</w:t>
-      </w:r>
-      <w:r>
-        <w:t xml:space="preserve">, writing – review and editing; Violeta </w:t>
-      </w:r>
-      <w:proofErr w:type="spellStart"/>
-      <w:r>
-        <w:t>Furlan</w:t>
-      </w:r>
-      <w:proofErr w:type="spellEnd"/>
-      <w:r>
-        <w:t xml:space="preserve">: </w:t>
-      </w:r>
-      <w:r>
-        <w:t>data collection and curation</w:t>
-      </w:r>
-      <w:r>
-        <w:t xml:space="preserve">, writing – review and editing; Matthew Grainger: </w:t>
-      </w:r>
-      <w:r>
-        <w:t xml:space="preserve">methodology, </w:t>
-      </w:r>
-      <w:r>
-        <w:t>data collection and curation</w:t>
-      </w:r>
-      <w:r>
-        <w:t xml:space="preserve">, </w:t>
-      </w:r>
-      <w:r>
-        <w:t xml:space="preserve">writing – original draft, </w:t>
-      </w:r>
-      <w:r>
-        <w:t xml:space="preserve">writing – review and editing; James </w:t>
-      </w:r>
-      <w:proofErr w:type="spellStart"/>
-      <w:r>
-        <w:t>Hartup</w:t>
-      </w:r>
-      <w:proofErr w:type="spellEnd"/>
-      <w:r>
-        <w:t xml:space="preserve">: </w:t>
-      </w:r>
-      <w:r>
-        <w:t>data collection and curation</w:t>
-      </w:r>
-      <w:r>
-        <w:t xml:space="preserve">, writing – review and editing; Aidan M. Keith: </w:t>
-      </w:r>
-      <w:r>
-        <w:t>data collection and curation</w:t>
-      </w:r>
-      <w:r>
-        <w:t>, writing – review and editing; Tiffany Ki</w:t>
-      </w:r>
-      <w:r>
-        <w:rPr>
-          <w:vertAlign w:val="superscript"/>
-        </w:rPr>
-        <w:t>:</w:t>
-      </w:r>
-      <w:r>
-        <w:t xml:space="preserve"> </w:t>
-      </w:r>
-      <w:r>
-        <w:t xml:space="preserve">: </w:t>
-      </w:r>
-      <w:r>
-        <w:t>data collection and curation</w:t>
-      </w:r>
-      <w:r>
-        <w:t>, writing – review and editing; Nick A</w:t>
-      </w:r>
-      <w:r>
-        <w:t>.</w:t>
-      </w:r>
-      <w:r>
-        <w:t xml:space="preserve"> Littlewood</w:t>
-      </w:r>
-      <w:r>
-        <w:rPr>
-          <w:vertAlign w:val="superscript"/>
-        </w:rPr>
-        <w:t xml:space="preserve">: </w:t>
-      </w:r>
-      <w:r>
-        <w:t xml:space="preserve">: </w:t>
-      </w:r>
-      <w:r>
-        <w:t>data collection and curation</w:t>
-      </w:r>
-      <w:r>
-        <w:t xml:space="preserve">, writing – review and editing; Sarah H. Luke: </w:t>
-      </w:r>
-      <w:r>
-        <w:t>data collection and curation</w:t>
-      </w:r>
-      <w:r>
-        <w:t xml:space="preserve">, writing – review and editing; Catia Matos: </w:t>
-      </w:r>
-      <w:r>
-        <w:t>data collection and curation</w:t>
-      </w:r>
-      <w:r>
-        <w:t xml:space="preserve">, writing – review and editing; Valentin Moser: </w:t>
-      </w:r>
-      <w:r>
-        <w:t>data collection and curation</w:t>
-      </w:r>
-      <w:r>
-        <w:t xml:space="preserve">, writing – review and editing; </w:t>
-      </w:r>
-      <w:proofErr w:type="spellStart"/>
-      <w:r>
-        <w:t>Nibedita</w:t>
-      </w:r>
-      <w:proofErr w:type="spellEnd"/>
-      <w:r>
-        <w:t xml:space="preserve"> Mukherjee: </w:t>
-      </w:r>
-      <w:r>
-        <w:t>data collection and curation</w:t>
-      </w:r>
-      <w:r>
-        <w:t xml:space="preserve">, writing – review and editing; </w:t>
-      </w:r>
-      <w:proofErr w:type="spellStart"/>
-      <w:r>
-        <w:t>Eñaut</w:t>
-      </w:r>
-      <w:proofErr w:type="spellEnd"/>
-      <w:r>
-        <w:t xml:space="preserve"> Martinez de </w:t>
-      </w:r>
-      <w:proofErr w:type="spellStart"/>
-      <w:r>
-        <w:t>Birgara</w:t>
-      </w:r>
-      <w:proofErr w:type="spellEnd"/>
-      <w:r>
-        <w:t xml:space="preserve">: </w:t>
-      </w:r>
-      <w:r>
-        <w:t>data collection and curation</w:t>
-      </w:r>
-      <w:r>
-        <w:t xml:space="preserve">, writing – review and editing; Alvaro Moreno Martin: </w:t>
-      </w:r>
-      <w:r>
-        <w:t>data collection and curation</w:t>
-      </w:r>
-      <w:r>
-        <w:t xml:space="preserve">, writing – review and editing; Isobel </w:t>
-      </w:r>
-      <w:proofErr w:type="spellStart"/>
-      <w:r>
-        <w:t>Ollard</w:t>
-      </w:r>
-      <w:proofErr w:type="spellEnd"/>
-      <w:r>
-        <w:t xml:space="preserve">: </w:t>
-      </w:r>
-      <w:r>
-        <w:t>data collection and curation</w:t>
-      </w:r>
-      <w:r>
-        <w:t xml:space="preserve">, writing – review and editing; Alice M. Oswald: </w:t>
-      </w:r>
-      <w:r>
-        <w:t>data collection and curation</w:t>
-      </w:r>
-      <w:r>
-        <w:t xml:space="preserve">, writing – review and editing; Santiago </w:t>
-      </w:r>
-      <w:proofErr w:type="spellStart"/>
-      <w:r>
-        <w:t>Perea</w:t>
-      </w:r>
-      <w:proofErr w:type="spellEnd"/>
-      <w:r>
-        <w:t xml:space="preserve">: </w:t>
-      </w:r>
-      <w:r>
-        <w:t>data collection and curation</w:t>
-      </w:r>
-      <w:r>
-        <w:t xml:space="preserve">, writing – review and editing; Tabitha </w:t>
-      </w:r>
-      <w:proofErr w:type="spellStart"/>
-      <w:r>
-        <w:t>Taberer</w:t>
-      </w:r>
-      <w:proofErr w:type="spellEnd"/>
-      <w:r>
-        <w:t xml:space="preserve">: </w:t>
-      </w:r>
-      <w:r>
-        <w:t>data collection and curation</w:t>
-      </w:r>
-      <w:r>
-        <w:t xml:space="preserve">, writing – review and editing; Elina </w:t>
-      </w:r>
-      <w:proofErr w:type="spellStart"/>
-      <w:r>
-        <w:t>Takola</w:t>
-      </w:r>
-      <w:proofErr w:type="spellEnd"/>
-      <w:r>
-        <w:t xml:space="preserve">: </w:t>
-      </w:r>
-      <w:r>
-        <w:t>data collection and curation</w:t>
-      </w:r>
-      <w:r>
-        <w:t xml:space="preserve">, writing – review and editing; </w:t>
-      </w:r>
-      <w:r>
-        <w:lastRenderedPageBreak/>
-        <w:t xml:space="preserve">Ian Thornhill: </w:t>
-      </w:r>
-      <w:r>
-        <w:t>data collection and curation</w:t>
-      </w:r>
-      <w:r>
-        <w:t xml:space="preserve">, writing – review and editing; Noelia Zafra-Calvo: </w:t>
-      </w:r>
-      <w:r>
-        <w:t>methodology</w:t>
-      </w:r>
-      <w:r>
-        <w:t xml:space="preserve">, writing – review and editing; Jessica C. Walsh: </w:t>
-      </w:r>
-      <w:r>
-        <w:t>methodology</w:t>
-      </w:r>
-      <w:r>
-        <w:t xml:space="preserve">, </w:t>
-      </w:r>
-      <w:r>
-        <w:t xml:space="preserve">writing – original draft, </w:t>
-      </w:r>
-      <w:r>
-        <w:t xml:space="preserve">writing – review and editing, Kathryn Oliver: </w:t>
-      </w:r>
-      <w:r>
-        <w:t>conceptualisation, data collection and curation</w:t>
-      </w:r>
-      <w:r>
-        <w:t>, writing – review and editing;</w:t>
+        <w:t xml:space="preserve">Conflict of interest statement: </w:t>
+      </w:r>
+      <w:r>
+        <w:t xml:space="preserve">Philip A. Martin, and </w:t>
+      </w:r>
+      <w:r>
+        <w:t>Alec P. Christie</w:t>
+      </w:r>
+      <w:r>
+        <w:t xml:space="preserve"> are </w:t>
+      </w:r>
+      <w:r>
+        <w:t>Associate E</w:t>
+      </w:r>
+      <w:r>
+        <w:t>ditors for Journal of Applied Ecology but took no part in the peer</w:t>
+      </w:r>
+      <w:r>
+        <w:t>-</w:t>
+      </w:r>
+      <w:r>
+        <w:t>review process for this article.</w:t>
       </w:r>
     </w:p>
     <w:p/>
@@ -1094,72 +780,159 @@
           <w:b/>
           <w:bCs/>
         </w:rPr>
-        <w:t>Data availability</w:t>
-      </w:r>
-      <w:r>
-        <w:t xml:space="preserve">: Data from the study will be made available </w:t>
-      </w:r>
-      <w:r>
-        <w:t xml:space="preserve">as a </w:t>
-      </w:r>
-      <w:proofErr w:type="spellStart"/>
-      <w:r>
-        <w:t>Zenodo</w:t>
+        <w:t>Author contributions</w:t>
+      </w:r>
+      <w:r>
+        <w:t xml:space="preserve">: </w:t>
+      </w:r>
+      <w:r>
+        <w:t xml:space="preserve">Author contributions: Philip A. Martin, Alec </w:t>
+      </w:r>
+      <w:r>
+        <w:t xml:space="preserve">P. </w:t>
+      </w:r>
+      <w:r>
+        <w:t xml:space="preserve">Christie, and Kathryn Oliver conceptualised the study. Philip A. Martin led the project administration, acquired funding, conducted the analysis, and carried out validation. </w:t>
+      </w:r>
+      <w:r>
+        <w:t xml:space="preserve">Philip A. Martin, </w:t>
+      </w:r>
+      <w:r>
+        <w:t xml:space="preserve">Matthew Grainger, Noelia Zafra-Calvo, and Jessica C. Walsh contributed to </w:t>
+      </w:r>
+      <w:r>
+        <w:t xml:space="preserve">design of the </w:t>
+      </w:r>
+      <w:r>
+        <w:t xml:space="preserve">methodology. Philip A. Martin, Fereshteh </w:t>
+      </w:r>
+      <w:proofErr w:type="spellStart"/>
+      <w:r>
+        <w:t>Amirmohammedi</w:t>
+      </w:r>
+      <w:proofErr w:type="spellEnd"/>
+      <w:r>
+        <w:t xml:space="preserve">, Carlos Barreto, Iris Berger, </w:t>
+      </w:r>
+      <w:proofErr w:type="spellStart"/>
+      <w:r>
+        <w:t>Prishnee</w:t>
       </w:r>
       <w:proofErr w:type="spellEnd"/>
       <w:r>
         <w:t xml:space="preserve"> </w:t>
       </w:r>
-      <w:r>
-        <w:t xml:space="preserve">repository </w:t>
-      </w:r>
-      <w:r>
-        <w:t xml:space="preserve">upon acceptance for publication. </w:t>
-      </w:r>
-    </w:p>
-    <w:p/>
-    <w:p>
-      <w:r>
-        <w:rPr>
-          <w:b/>
-          <w:bCs/>
-        </w:rPr>
-        <w:t>Conflict of interest</w:t>
-      </w:r>
-      <w:r>
-        <w:rPr>
-          <w:b/>
-          <w:bCs/>
-        </w:rPr>
-        <w:t xml:space="preserve"> statement</w:t>
-      </w:r>
-      <w:r>
-        <w:rPr>
-          <w:b/>
-          <w:bCs/>
-        </w:rPr>
-        <w:t xml:space="preserve">: </w:t>
-      </w:r>
-      <w:r>
-        <w:t xml:space="preserve">Philip A. Martin, and </w:t>
-      </w:r>
-      <w:r>
-        <w:t>Alec P. Christie</w:t>
-      </w:r>
-      <w:r>
-        <w:t xml:space="preserve"> are </w:t>
-      </w:r>
-      <w:r>
-        <w:t>Associate E</w:t>
-      </w:r>
-      <w:r>
-        <w:t>ditors for Journal of Applied Ecology but took no part in the peer</w:t>
-      </w:r>
-      <w:r>
-        <w:t>-</w:t>
-      </w:r>
-      <w:r>
-        <w:t>review process for this article.</w:t>
+      <w:proofErr w:type="spellStart"/>
+      <w:r>
+        <w:t>Bissessur</w:t>
+      </w:r>
+      <w:proofErr w:type="spellEnd"/>
+      <w:r>
+        <w:t xml:space="preserve">, Alec </w:t>
+      </w:r>
+      <w:r>
+        <w:t xml:space="preserve">P. </w:t>
+      </w:r>
+      <w:r>
+        <w:t xml:space="preserve">Christie, Isabel </w:t>
+      </w:r>
+      <w:proofErr w:type="spellStart"/>
+      <w:r>
+        <w:t>Donoso</w:t>
+      </w:r>
+      <w:proofErr w:type="spellEnd"/>
+      <w:r>
+        <w:t xml:space="preserve">, Violeta </w:t>
+      </w:r>
+      <w:proofErr w:type="spellStart"/>
+      <w:r>
+        <w:t>Furlan</w:t>
+      </w:r>
+      <w:proofErr w:type="spellEnd"/>
+      <w:r>
+        <w:t xml:space="preserve">, Matthew Grainger, James </w:t>
+      </w:r>
+      <w:proofErr w:type="spellStart"/>
+      <w:r>
+        <w:t>Hartup</w:t>
+      </w:r>
+      <w:proofErr w:type="spellEnd"/>
+      <w:r>
+        <w:t xml:space="preserve">, Aidan M. Keith, Tiffany Ki, Nick A. Littlewood, Sarah H. Luke, Catia Matos, Valentin Moser, </w:t>
+      </w:r>
+      <w:proofErr w:type="spellStart"/>
+      <w:r>
+        <w:t>Nibedita</w:t>
+      </w:r>
+      <w:proofErr w:type="spellEnd"/>
+      <w:r>
+        <w:t xml:space="preserve"> Mukherjee, </w:t>
+      </w:r>
+      <w:proofErr w:type="spellStart"/>
+      <w:r>
+        <w:t>Eñaut</w:t>
+      </w:r>
+      <w:proofErr w:type="spellEnd"/>
+      <w:r>
+        <w:t xml:space="preserve"> Martinez de </w:t>
+      </w:r>
+      <w:proofErr w:type="spellStart"/>
+      <w:r>
+        <w:t>Birgara</w:t>
+      </w:r>
+      <w:proofErr w:type="spellEnd"/>
+      <w:r>
+        <w:t xml:space="preserve">, Alvaro Moreno Martin, Isobel </w:t>
+      </w:r>
+      <w:proofErr w:type="spellStart"/>
+      <w:r>
+        <w:t>Ollard</w:t>
+      </w:r>
+      <w:proofErr w:type="spellEnd"/>
+      <w:r>
+        <w:t xml:space="preserve">, Alice M. Oswald, Santiago </w:t>
+      </w:r>
+      <w:proofErr w:type="spellStart"/>
+      <w:r>
+        <w:t>Perea</w:t>
+      </w:r>
+      <w:proofErr w:type="spellEnd"/>
+      <w:r>
+        <w:t xml:space="preserve">, Tabitha </w:t>
+      </w:r>
+      <w:proofErr w:type="spellStart"/>
+      <w:r>
+        <w:t>Taberer</w:t>
+      </w:r>
+      <w:proofErr w:type="spellEnd"/>
+      <w:r>
+        <w:t xml:space="preserve">, Elina </w:t>
+      </w:r>
+      <w:proofErr w:type="spellStart"/>
+      <w:r>
+        <w:t>Takola</w:t>
+      </w:r>
+      <w:proofErr w:type="spellEnd"/>
+      <w:r>
+        <w:t xml:space="preserve">, Ian Thornhill, and Kathryn Oliver collected and curated the data. Philip A. Martin, </w:t>
+      </w:r>
+      <w:r>
+        <w:t xml:space="preserve">Alec P. Christie, </w:t>
+      </w:r>
+      <w:r>
+        <w:t>Matthew Grainger, Jessica C. Walsh</w:t>
+      </w:r>
+      <w:r>
+        <w:t xml:space="preserve">, and </w:t>
+      </w:r>
+      <w:r>
+        <w:t>Kathryn Oliver</w:t>
+      </w:r>
+      <w:r>
+        <w:t xml:space="preserve"> </w:t>
+      </w:r>
+      <w:r>
+        <w:t>wrote the original draft. All authors contributed to reviewing and editing the manuscript and gave final approval for publication.</w:t>
       </w:r>
     </w:p>
     <w:sectPr>
